--- a/dist/HO_SO_NOP/01_LUAN_AN/chuong_4_ket_qua.docx
+++ b/dist/HO_SO_NOP/01_LUAN_AN/chuong_4_ket_qua.docx
@@ -1945,16 +1945,16 @@
           <m:t>=</m:t>
         </m:r>
         <m:r>
-          <m:t>62</m:t>
-        </m:r>
-        <m:r>
-          <m:rPr>
-            <m:sty m:val="p"/>
-          </m:rPr>
-          <m:t>,</m:t>
-        </m:r>
-        <m:r>
-          <m:t>4</m:t>
+          <m:t>87</m:t>
+        </m:r>
+        <m:r>
+          <m:rPr>
+            <m:sty m:val="p"/>
+          </m:rPr>
+          <m:t>,</m:t>
+        </m:r>
+        <m:r>
+          <m:t>8</m:t>
         </m:r>
         <m:r>
           <m:rPr>
@@ -2257,7 +2257,7 @@
               <w:jc w:val="left"/>
             </w:pPr>
             <w:r>
-              <w:t xml:space="preserve">54,1%</w:t>
+              <w:t xml:space="preserve">76,1%</w:t>
             </w:r>
           </w:p>
         </w:tc>
@@ -2315,7 +2315,7 @@
               <w:jc w:val="left"/>
             </w:pPr>
             <w:r>
-              <w:t xml:space="preserve">8,4%</w:t>
+              <w:t xml:space="preserve">11,8%</w:t>
             </w:r>
           </w:p>
         </w:tc>
@@ -2358,7 +2358,7 @@
               <w:jc w:val="left"/>
             </w:pPr>
             <w:r>
-              <w:t xml:space="preserve">62,4%</w:t>
+              <w:t xml:space="preserve">87,8%</w:t>
             </w:r>
           </w:p>
         </w:tc>
@@ -2521,7 +2521,7 @@
         <w:pStyle w:val="BodyText"/>
       </w:pPr>
       <w:r>
-        <w:t xml:space="preserve">Dị biệt bên trong từng nghiên cứu, tức biến thiên giữa các mức độ ảnh hưởng trong cùng một nghiên cứu (Tầng 2), chiếm 54,1% tổng phương sai và là nguồn dị biệt chủ đạo. Dị biệt giữa các nghiên cứu với nhau (Tầng 3) chỉ chiếm 8,4%, nghĩa là dị biệt Tầng 2 lớn hơn Tầng 3 khoảng sáu lần. Phát hiện này mang hàm ý lý thuyết sâu sắc. Sự thiếu nhất quán trong tài liệu nghiên cứu I-P chủ yếu xuất phát từ biến thiên bên trong từng nghiên cứu, chẳng hạn cùng một mẫu doanh nghiệp nhưng dùng các thước đo khác nhau cho cùng một khái niệm lại cho ra kết quả khác nhau, chứ không phải từ khác biệt giữa các nghiên cứu. Như vậy, tính không nhất quán phần lớn là vấn đề đo lường và vận hành hóa khái niệm về quốc tế hóa cùng hiệu quả, chứ không phải bằng chứng về một sự thiếu nhất quán thực sự trong quan hệ nhân quả.</w:t>
+        <w:t xml:space="preserve">Dị biệt bên trong từng nghiên cứu, tức biến thiên giữa các mức độ ảnh hưởng trong cùng một nghiên cứu (Tầng 2), chiếm 76,1% tổng phương sai và là nguồn dị biệt chủ đạo. Dị biệt giữa các nghiên cứu với nhau (Tầng 3) chỉ chiếm 11,8%, nghĩa là dị biệt Tầng 2 lớn hơn Tầng 3 khoảng sáu lần. Phát hiện này mang hàm ý lý thuyết sâu sắc. Sự thiếu nhất quán trong tài liệu nghiên cứu I-P chủ yếu xuất phát từ biến thiên bên trong từng nghiên cứu, chẳng hạn cùng một mẫu doanh nghiệp nhưng dùng các thước đo khác nhau cho cùng một khái niệm lại cho ra kết quả khác nhau, chứ không phải từ khác biệt giữa các nghiên cứu. Như vậy, tính không nhất quán phần lớn là vấn đề đo lường và vận hành hóa khái niệm về quốc tế hóa cùng hiệu quả, chứ không phải bằng chứng về một sự thiếu nhất quán thực sự trong quan hệ nhân quả.</w:t>
       </w:r>
     </w:p>
     <w:bookmarkEnd w:id="27"/>
@@ -4438,16 +4438,16 @@
           <m:t>=</m:t>
         </m:r>
         <m:r>
-          <m:t>62</m:t>
-        </m:r>
-        <m:r>
-          <m:rPr>
-            <m:sty m:val="p"/>
-          </m:rPr>
-          <m:t>,</m:t>
-        </m:r>
-        <m:r>
-          <m:t>4</m:t>
+          <m:t>87</m:t>
+        </m:r>
+        <m:r>
+          <m:rPr>
+            <m:sty m:val="p"/>
+          </m:rPr>
+          <m:t>,</m:t>
+        </m:r>
+        <m:r>
+          <m:t>8</m:t>
         </m:r>
         <m:r>
           <m:rPr>

--- a/dist/HO_SO_NOP/01_LUAN_AN/chuong_4_ket_qua.docx
+++ b/dist/HO_SO_NOP/01_LUAN_AN/chuong_4_ket_qua.docx
@@ -2831,7 +2831,7 @@
           <w:bCs/>
           <w:b/>
         </w:rPr>
-        <w:t xml:space="preserve">điều tiết thể chế trực tiếp dưới dạng hiệu ứng chính phân nhóm là yếu và không robust</w:t>
+        <w:t xml:space="preserve">điều tiết thể chế trực tiếp dưới dạng hiệu ứng chính phân nhóm là yếu và không vững chắc</w:t>
       </w:r>
       <w:r>
         <w:t xml:space="preserve">. Đây không phải hạn chế làm suy yếu luận án, mà chính là khoảng trống định hướng cho phần tiếp theo: tính ngữ cảnh thể chế của quan hệ I-P không bộc lộ qua việc gộp chủ hiệu ứng phân nhóm ở cấp văn liệu, mà chỉ hiện ra khi mô hình hóa</w:t>
@@ -3695,7 +3695,7 @@
         <w:t xml:space="preserve"> </w:t>
       </w:r>
       <w:r>
-        <w:t xml:space="preserve">cung cấp bằng chứng robust về một dải biến thiên thể chế đơn điệu, cũng không về điều tiết thể chế trực tiếp nói chung; điều vững chắc duy nhất là hiệu ứng I-P dương nhỏ tương đối đồng nhất giữa các chế độ đông dữ liệu. Khoảng trống này được lấp ở cấp doanh nghiệp: phân tích đa quốc gia (Mục 4.3) cho thấy ICRV điều tiết quan hệ I-P một cách</w:t>
+        <w:t xml:space="preserve">cung cấp bằng chứng vững chắc về một dải biến thiên thể chế đơn điệu, cũng không về điều tiết thể chế trực tiếp nói chung; điều vững chắc duy nhất là hiệu ứng I-P dương nhỏ tương đối đồng nhất giữa các chế độ đông dữ liệu. Khoảng trống này được lấp ở cấp doanh nghiệp: phân tích đa quốc gia (Mục 4.3) cho thấy ICRV điều tiết quan hệ I-P một cách</w:t>
       </w:r>
       <w:r>
         <w:t xml:space="preserve"> </w:t>
@@ -3943,7 +3943,7 @@
         <w:t xml:space="preserve"> </w:t>
       </w:r>
       <w:r>
-        <w:t xml:space="preserve">ở cấp văn liệu. Mẫu hình thống nhất này — không một chủ hiệu ứng điều tiết nào (thể chế hay số) robust ở cấp tổng hợp — chính là cơ sở để chuyển sang đặc tả</w:t>
+        <w:t xml:space="preserve">ở cấp văn liệu. Mẫu hình thống nhất này — không một chủ hiệu ứng điều tiết nào (thể chế hay số) vững chắc ở cấp tổng hợp — chính là cơ sở để chuyển sang đặc tả</w:t>
       </w:r>
       <w:r>
         <w:t xml:space="preserve"> </w:t>
@@ -5313,7 +5313,7 @@
         <w:t xml:space="preserve"> </w:t>
       </w:r>
       <w:r>
-        <w:t xml:space="preserve">của hình chữ U ngược chứ không phải một gradient điểm uốn đơn điệu: độ cong sâu dần khi chất lượng thể chế suy giảm, làm hình phạt sau đỉnh gay gắt hơn ở các chế độ thể chế yếu (cận biên, SIDS), và phẳng dần về gần tuyến tính ở các chế độ tiên tiến.</w:t>
+        <w:t xml:space="preserve">của hình chữ U ngược chứ không phải một dải biến thiên điểm uốn đơn điệu: độ cong sâu dần khi chất lượng thể chế suy giảm, làm hình phạt sau đỉnh gay gắt hơn ở các chế độ thể chế yếu (cận biên, SIDS), và phẳng dần về gần tuyến tính ở các chế độ tiên tiến.</w:t>
       </w:r>
     </w:p>
     <w:p>
@@ -5381,7 +5381,7 @@
           <w:bCs/>
           <w:b/>
         </w:rPr>
-        <w:t xml:space="preserve">robust</w:t>
+        <w:t xml:space="preserve">vững chắc</w:t>
       </w:r>
       <w:r>
         <w:t xml:space="preserve"> </w:t>
@@ -5491,7 +5491,7 @@
         <w:t xml:space="preserve">bổ sung chứ không trùng lặp</w:t>
       </w:r>
       <w:r>
-        <w:t xml:space="preserve">: đặc tả có điều kiện (tương tác) ở cấp doanh nghiệp làm lộ ra vai trò điều tiết của chế độ thể chế mà việc gộp chủ hiệu ứng phân nhóm ở cấp tổng hợp không phát hiện được một cách robust. Đây chính là giá trị gia tăng cốt lõi của phân tích sơ cấp 45 nền kinh tế so với tổng hợp văn liệu hiện có, và là lý do biện minh cho việc luận án không dừng ở meta-analysis mà tiến đến mô hình hóa tương tác ở cấp vi mô.</w:t>
+        <w:t xml:space="preserve">: đặc tả có điều kiện (tương tác) ở cấp doanh nghiệp làm lộ ra vai trò điều tiết của chế độ thể chế mà việc gộp chủ hiệu ứng phân nhóm ở cấp tổng hợp không phát hiện được một cách vững chắc. Đây chính là giá trị gia tăng cốt lõi của phân tích sơ cấp 45 nền kinh tế so với tổng hợp văn liệu hiện có, và là lý do biện minh cho việc luận án không dừng ở meta-analysis mà tiến đến mô hình hóa tương tác ở cấp vi mô.</w:t>
       </w:r>
     </w:p>
     <w:bookmarkEnd w:id="32"/>
@@ -11463,7 +11463,7 @@
         <w:t xml:space="preserve"> </w:t>
       </w:r>
       <w:r>
-        <w:t xml:space="preserve">của hình chữ U ngược chứ không phải một gradient điểm uốn đơn điệu: độ cong sâu dần khi chất lượng thể chế suy giảm, làm hình phạt sau đỉnh gay gắt hơn ở chế độ cận biên và dễ tổn thương, và phẳng dần về gần tuyến tính ở chế độ tiên tiến.</w:t>
+        <w:t xml:space="preserve">của hình chữ U ngược chứ không phải một dải biến thiên điểm uốn đơn điệu: độ cong sâu dần khi chất lượng thể chế suy giảm, làm hình phạt sau đỉnh gay gắt hơn ở chế độ cận biên và dễ tổn thương, và phẳng dần về gần tuyến tính ở chế độ tiên tiến.</w:t>
       </w:r>
     </w:p>
     <w:p>
@@ -12484,7 +12484,7 @@
               </m:r>
             </m:oMath>
             <w:r>
-              <w:t xml:space="preserve">): điều tiết thể chế chỉ bộc lộ robust khi mô hình hóa tương tác, không phải khi so sánh chủ hiệu ứng phân nhóm. Cơ chế là độ cong/biên độ (sâu dần khi thể chế suy giảm), không phải dịch chuyển điểm uốn đơn điệu</w:t>
+              <w:t xml:space="preserve">): điều tiết thể chế chỉ bộc lộ vững chắc khi mô hình hóa tương tác, không phải khi so sánh chủ hiệu ứng phân nhóm. Cơ chế là độ cong/biên độ (sâu dần khi thể chế suy giảm), không phải dịch chuyển điểm uốn đơn điệu</w:t>
             </w:r>
           </w:p>
         </w:tc>
